--- a/countries/ireland/output/UPR39_Ireland_Thematic_List_of_Recommendations_ASSESSED.docx
+++ b/countries/ireland/output/UPR39_Ireland_Thematic_List_of_Recommendations_ASSESSED.docx
@@ -23781,7 +23781,7 @@
               <w:rPr>
                 <w:b/>
               </w:rPr>
-              <w:t>Grade D — No cooperation with the Committee</w:t>
+              <w:t>Grade B — Information/action partially satisfactory</w:t>
             </w:r>
             <w:r>
               <w:br/>
@@ -23796,7 +23796,19 @@
               <w:t xml:space="preserve">Assessment: </w:t>
             </w:r>
             <w:r>
-              <w:t>The documents contain no information on this ask.</w:t>
+              <w:t>Ireland reports funding of youth services of €77.95 million in 2024 (up 26% from 2020) under youth schemes; nothing specific on gender-equality discussions is reported.</w:t>
+            </w:r>
+            <w:r>
+              <w:rPr>
+                <w:b/>
+              </w:rPr>
+              <w:br/>
+              <w:br/>
+              <w:t>Evidence:</w:t>
+            </w:r>
+            <w:r>
+              <w:br/>
+              <w:t>• State mid-term report (mid-term report), para. 157.193 — Ireland: "Ireland continues to support youth initiatives, with a total investment of €77.95M allocated to youth services in 2024, an increase of 26% from the €61.78M allocated in 2020"</w:t>
             </w:r>
           </w:p>
         </w:tc>
@@ -27344,7 +27356,7 @@
               <w:rPr>
                 <w:b/>
               </w:rPr>
-              <w:t>Grade D — No cooperation with the Committee</w:t>
+              <w:t>Grade B — Information/action partially satisfactory</w:t>
             </w:r>
             <w:r>
               <w:br/>
@@ -27359,7 +27371,19 @@
               <w:t xml:space="preserve">Assessment: </w:t>
             </w:r>
             <w:r>
-              <w:t>The documents contain no information on this ask.</w:t>
+              <w:t>Ireland's mid-term report describes a two-phase project with the Children's Rights Alliance, Tusla and others on using children's rights to recover from the pandemic.</w:t>
+            </w:r>
+            <w:r>
+              <w:rPr>
+                <w:b/>
+              </w:rPr>
+              <w:br/>
+              <w:br/>
+              <w:t>Evidence:</w:t>
+            </w:r>
+            <w:r>
+              <w:br/>
+              <w:t>• State mid-term report (mid-term report), para. 157.217 — Ireland: "Building Children’s Futures: Using Children’s Rights to Recover from the Global Pandemic"</w:t>
             </w:r>
           </w:p>
         </w:tc>
@@ -37584,7 +37608,7 @@
               <w:t xml:space="preserve">Assessment: </w:t>
             </w:r>
             <w:r>
-              <w:t>The documents contain no information on this ask.</w:t>
+              <w:t>The documents contain no information on this recommendation.</w:t>
             </w:r>
           </w:p>
         </w:tc>
@@ -38095,7 +38119,7 @@
               <w:t xml:space="preserve">Assessment: </w:t>
             </w:r>
             <w:r>
-              <w:t>The documents contain no information on this ask.</w:t>
+              <w:t>The documents contain no information on this recommendation.</w:t>
             </w:r>
           </w:p>
         </w:tc>
@@ -39259,7 +39283,7 @@
               <w:t xml:space="preserve">Assessment: </w:t>
             </w:r>
             <w:r>
-              <w:t>The documents contain no information on this ask; the Human Rights Committee asks that non-consensual sex assignment be prohibited.</w:t>
+              <w:t>The documents contain no information on this recommendation; the Human Rights Committee requests that non-consensual sex assignment be prohibited.</w:t>
             </w:r>
           </w:p>
         </w:tc>
@@ -39388,7 +39412,7 @@
               <w:t xml:space="preserve">Assessment: </w:t>
             </w:r>
             <w:r>
-              <w:t>The documents contain no information on this ask; the Human Rights Committee asks that non-consensual sex assignment be prohibited.</w:t>
+              <w:t>The documents contain no information on this recommendation; the Human Rights Committee requests that non-consensual sex assignment be prohibited.</w:t>
             </w:r>
           </w:p>
         </w:tc>
@@ -40817,7 +40841,7 @@
               <w:t xml:space="preserve">Assessment: </w:t>
             </w:r>
             <w:r>
-              <w:t>The documents contain no information on this ask.</w:t>
+              <w:t>The documents contain no information on this recommendation.</w:t>
             </w:r>
           </w:p>
         </w:tc>
@@ -40979,7 +41003,7 @@
               <w:t xml:space="preserve">Assessment: </w:t>
             </w:r>
             <w:r>
-              <w:t>The documents contain no information on this ask.</w:t>
+              <w:t>The documents contain no information on this recommendation.</w:t>
             </w:r>
           </w:p>
         </w:tc>
